--- a/设计文档.docx
+++ b/设计文档.docx
@@ -17201,7 +17201,7 @@
           <w:sz w:val="32"/>
           <w:szCs w:val="32"/>
         </w:rPr>
-        <w:t>[待填写]</w:t>
+        <w:t>https://github.com/liugangjian/board-game-platform</w:t>
       </w:r>
     </w:p>
     <w:p>
@@ -17473,7 +17473,7 @@
           <w:sz w:val="32"/>
           <w:szCs w:val="32"/>
         </w:rPr>
-        <w:t>[待填写]</w:t>
+        <w:t>（请上传 demo_video.mp4 到清华网盘后填写链接）</w:t>
       </w:r>
     </w:p>
     <w:p>
